--- a/eu-gmp-rag/ausgabe/Teil I Kapitel 7 Ausgelagerte Tätigkeiten.docx
+++ b/eu-gmp-rag/ausgabe/Teil I Kapitel 7 Ausgelagerte Tätigkeiten.docx
@@ -16,16 +16,9 @@
       </w:r>
     </w:p>
     <w:p>
-      <w:r>
-        <w:t>Kapitel 7 AUSGELAGERTE TÄTIGKEITEN</w:t>
-      </w:r>
-    </w:p>
-    <w:p>
-      <w:r>
-        <w:t>Rechtsgrundlage zur Veröffentlichung des Leitfadens: Artikel 47 der Richtlinie 2001/83/EG zur Schaffung eines Gemeinschaftskodexes für Humanarzneimittel und Artikel 51 der Richtlinie 2001/82/EG zur Schaffung eines Gemeinschaftskodexes für Tierarzneimittel. Dieses Dokument bietet eine Anleitung für die Auslegung der Grundsätze und Leitlinien der Guten Herstellungspraxis (GMP) für Arzneimittel entsprechend der Richtlinie 2003/94/EG für Humanarzneimittel und der Richtlinie 91/412/EWG für Tierarzneimittel. Status des Dokuments: Revision 1 Grund der Änderung: In Anbetracht der Leitlinie ICH Q10 zum Pharmazeutischen Qualitätssystem wurde Kapitel 7 des GMP Leitfadens überarbeitet, um eine aktualisierte Anleitung über ausgelagerte Aktivitäten zu geben, die über den aktuellen Umfang der derzeitigen Herstellungs- und Prüfungstätigkeiten im Auftrag hinausgehen. Um dies zu berücksichtigen wurde die Überschrift des Kapitels geändert. Termin des Inkrafttretens: 31. Januar 2013</w:t>
-      </w:r>
-    </w:p>
-    <w:p>
+      <w:pPr>
+        <w:pStyle w:val="Heading2"/>
+      </w:pPr>
       <w:r>
         <w:t>Grundsätze</w:t>
       </w:r>
@@ -56,6 +49,9 @@
       </w:r>
     </w:p>
     <w:p>
+      <w:pPr>
+        <w:pStyle w:val="Heading2"/>
+      </w:pPr>
       <w:r>
         <w:t>Der Auftraggeber</w:t>
       </w:r>
@@ -72,7 +68,12 @@
     </w:p>
     <w:p>
       <w:r>
-        <w:t>7.6 Der Auftraggeber sollte dem Auftragnehmer alle nötigen Informationen und Kenntnisse liefern, die notwendig sind, die ausgelagerten Tätigkeiten korrekt in Übereinstimmung mit der Arzneimittelzulassung für das betreffende Produkt und allen weiteren rechtlichen Vorschriften auszuführen. Der Auftraggeber sollte sicherstellen, dass der Auftragnehmer sich über alle Probleme im Klaren ist, die mit dem Produkt oder der Arbeit in Zusammenhang stehen und die ein Risiko für seine Räumlichkeiten, die Ausrüstung, das Personal oder für andere Materialien oder Produkte darstellen könnten. 7.7 Der Auftraggeber sollte die Leistungsfähigkeit des Auftragnehmers und die Identifizierung und Einführung aller erforderlichen Verbesserungen überwachen und überprüfen.</w:t>
+        <w:t>7.6 Der Auftraggeber sollte dem Auftragnehmer alle nötigen Informationen und Kenntnisse liefern, die notwendig sind, die ausgelagerten Tätigkeiten korrekt in Übereinstimmung mit der Arzneimittelzulassung für das betreffende Produkt und allen weiteren rechtlichen Vorschriften auszuführen. Der Auftraggeber sollte sicherstellen, dass der Auftragnehmer sich über alle Probleme im Klaren ist, die mit dem Produkt oder der Arbeit in Zusammenhang stehen und die ein Risiko für seine Räumlichkeiten, die Ausrüstung, das Personal oder für andere Materialien oder Produkte darstellen könnten.</w:t>
+      </w:r>
+    </w:p>
+    <w:p>
+      <w:r>
+        <w:t>7.7 Der Auftraggeber sollte die Leistungsfähigkeit des Auftragnehmers und die Identifizierung und Einführung aller erforderlichen Verbesserungen überwachen und überprüfen.</w:t>
       </w:r>
     </w:p>
     <w:p>
@@ -81,6 +82,9 @@
       </w:r>
     </w:p>
     <w:p>
+      <w:pPr>
+        <w:pStyle w:val="Heading2"/>
+      </w:pPr>
       <w:r>
         <w:t>Der Auftragnehmer</w:t>
       </w:r>
@@ -111,6 +115,9 @@
       </w:r>
     </w:p>
     <w:p>
+      <w:pPr>
+        <w:pStyle w:val="Heading2"/>
+      </w:pPr>
       <w:r>
         <w:t>Der Vertrag</w:t>
       </w:r>
